--- a/Устав/_документы/Кадровая политика ЦАКФ — новая редакция.docx
+++ b/Устав/_документы/Кадровая политика ЦАКФ — новая редакция.docx
@@ -217,7 +217,7 @@
           <w:szCs w:val="24"/>
           <w:lang w:val="ru-RU"/>
         </w:rPr>
-        <w:t>Новая редакция утверждена решением Верховного попечителя / Попечительского совета ЦАКФ от «___» __________ 2026 года</w:t>
+        <w:t>Новая редакция утверждена решением Управляющего совета ЦАКФ (протокол № ___ от «___» __________ 2026 года)</w:t>
       </w:r>
     </w:p>
     <w:p>
@@ -1005,7 +1005,25 @@
           <w:szCs w:val="28"/>
           <w:lang w:val="ru-RU"/>
         </w:rPr>
-        <w:t>Верховный попечитель назначается Учредителем, Попечители — Верховным попечителем в соответствии с Положением ЦАКФ.</w:t>
+        <w:t xml:space="preserve">Верховный попечитель назначается Учредителем, Попечители </w:t>
+      </w:r>
+      <w:r>
+        <w:rPr>
+          <w:rFonts w:ascii="Arial" w:hAnsi="Arial" w:cs="Arial"/>
+          <w:sz w:val="28"/>
+          <w:szCs w:val="28"/>
+          <w:lang w:val="ru-RU"/>
+        </w:rPr>
+        <w:t>–</w:t>
+      </w:r>
+      <w:r>
+        <w:rPr>
+          <w:rFonts w:ascii="Arial" w:hAnsi="Arial" w:cs="Arial"/>
+          <w:sz w:val="28"/>
+          <w:szCs w:val="28"/>
+          <w:lang w:val="ru-RU"/>
+        </w:rPr>
+        <w:t xml:space="preserve"> Верховным попечителем в соответствии с Положением ЦАКФ.</w:t>
       </w:r>
     </w:p>
     <w:p>
@@ -1363,26 +1381,7 @@
           <w:szCs w:val="28"/>
           <w:lang w:val="ru-RU"/>
         </w:rPr>
-        <w:lastRenderedPageBreak/>
-        <w:t xml:space="preserve">Штатным сотрудникам предоставляется </w:t>
-      </w:r>
-      <w:r>
-        <w:rPr>
-          <w:rFonts w:ascii="Arial" w:hAnsi="Arial" w:cs="Arial"/>
-          <w:sz w:val="28"/>
-          <w:szCs w:val="28"/>
-          <w:lang w:val="ru-RU"/>
-        </w:rPr>
-        <w:t>ежегодный трудовой отпуск продолжительностью не более 20 рабочих дней</w:t>
-      </w:r>
-      <w:r>
-        <w:rPr>
-          <w:rFonts w:ascii="Arial" w:hAnsi="Arial" w:cs="Arial"/>
-          <w:sz w:val="28"/>
-          <w:szCs w:val="28"/>
-          <w:lang w:val="ru-RU"/>
-        </w:rPr>
-        <w:t>.</w:t>
+        <w:t>Штатным сотрудникам предоставляется ежегодный трудовой отпуск продолжительностью не более 20 рабочих дней.</w:t>
       </w:r>
     </w:p>
     <w:p>
@@ -1596,7 +1595,25 @@
           <w:szCs w:val="28"/>
           <w:lang w:val="ru-RU"/>
         </w:rPr>
-        <w:t>Отпуск Верховному попечителю предоставляется по согласованию с Учредителем, Попечителям — по согласованию с Верховным попечителем.</w:t>
+        <w:t xml:space="preserve">Отпуск Верховному попечителю предоставляется по согласованию с Учредителем, Попечителям </w:t>
+      </w:r>
+      <w:r>
+        <w:rPr>
+          <w:rFonts w:ascii="Arial" w:hAnsi="Arial" w:cs="Arial"/>
+          <w:sz w:val="28"/>
+          <w:szCs w:val="28"/>
+          <w:lang w:val="ru-RU"/>
+        </w:rPr>
+        <w:t>–</w:t>
+      </w:r>
+      <w:r>
+        <w:rPr>
+          <w:rFonts w:ascii="Arial" w:hAnsi="Arial" w:cs="Arial"/>
+          <w:sz w:val="28"/>
+          <w:szCs w:val="28"/>
+          <w:lang w:val="ru-RU"/>
+        </w:rPr>
+        <w:t xml:space="preserve"> по согласованию с Верховным попечителем.</w:t>
       </w:r>
     </w:p>
     <w:p>
@@ -1862,7 +1879,25 @@
           <w:szCs w:val="28"/>
           <w:lang w:val="ru-RU"/>
         </w:rPr>
-        <w:t>Верховный попечитель направляется в командировки по согласованию с Учредителем, Попечители — по согласованию с Верховным попечителем.</w:t>
+        <w:t xml:space="preserve">Верховный попечитель направляется в командировки по согласованию с Учредителем, Попечители </w:t>
+      </w:r>
+      <w:r>
+        <w:rPr>
+          <w:rFonts w:ascii="Arial" w:hAnsi="Arial" w:cs="Arial"/>
+          <w:sz w:val="28"/>
+          <w:szCs w:val="28"/>
+          <w:lang w:val="ru-RU"/>
+        </w:rPr>
+        <w:t>–</w:t>
+      </w:r>
+      <w:r>
+        <w:rPr>
+          <w:rFonts w:ascii="Arial" w:hAnsi="Arial" w:cs="Arial"/>
+          <w:sz w:val="28"/>
+          <w:szCs w:val="28"/>
+          <w:lang w:val="ru-RU"/>
+        </w:rPr>
+        <w:t xml:space="preserve"> по согласованию с Верховным попечителем.</w:t>
       </w:r>
     </w:p>
     <w:p>
@@ -2103,7 +2138,25 @@
           <w:szCs w:val="28"/>
           <w:lang w:val="ru-RU"/>
         </w:rPr>
-        <w:t>1. На период временного отсутствия Главного исполнительного директора (отпуск, болезнь, командировка и иные случаи) его обязанности исполняет член Управляющего совета, назначенный приказом Главного исполнительного директора, а при отсутствии такого приказа — Заместитель Главного исполнительного директора (пункт 8.9 Положения ЦАКФ). Полномочия по распоряжению банковскими счетами и подписанию договоров осуществляются на основании доверенности.</w:t>
+        <w:t xml:space="preserve">1. На период временного отсутствия Главного исполнительного директора (отпуск, болезнь, командировка и иные случаи) его обязанности исполняет член Управляющего совета, назначенный приказом Главного исполнительного директора, а при отсутствии такого приказа </w:t>
+      </w:r>
+      <w:r>
+        <w:rPr>
+          <w:rFonts w:ascii="Arial" w:hAnsi="Arial" w:cs="Arial"/>
+          <w:sz w:val="28"/>
+          <w:szCs w:val="28"/>
+          <w:lang w:val="ru-RU"/>
+        </w:rPr>
+        <w:t>–</w:t>
+      </w:r>
+      <w:r>
+        <w:rPr>
+          <w:rFonts w:ascii="Arial" w:hAnsi="Arial" w:cs="Arial"/>
+          <w:sz w:val="28"/>
+          <w:szCs w:val="28"/>
+          <w:lang w:val="ru-RU"/>
+        </w:rPr>
+        <w:t xml:space="preserve"> Заместитель Главного исполнительного директора (пункт 8.9 Положения ЦАКФ). Полномочия по распоряжению банковскими счетами и подписанию договоров осуществляются на основании доверенности.</w:t>
       </w:r>
     </w:p>
     <w:p>
@@ -2125,7 +2178,43 @@
           <w:szCs w:val="28"/>
           <w:lang w:val="ru-RU"/>
         </w:rPr>
-        <w:t>2. На период временного отсутствия члена Управляющего совета (отпуск, болезнь, командировка и иные случаи), когда необходимо исполнение его обязанностей, их исполняет другой член Управляющего совета — Главный исполнительный директор или Заместитель Главного исполнительного директора — в соответствии с приказом Главного исполнительного директора.</w:t>
+        <w:t xml:space="preserve">2. На период временного отсутствия члена Управляющего совета (отпуск, болезнь, командировка и иные случаи), когда необходимо исполнение его обязанностей, их исполняет другой член Управляющего совета </w:t>
+      </w:r>
+      <w:r>
+        <w:rPr>
+          <w:rFonts w:ascii="Arial" w:hAnsi="Arial" w:cs="Arial"/>
+          <w:sz w:val="28"/>
+          <w:szCs w:val="28"/>
+          <w:lang w:val="ru-RU"/>
+        </w:rPr>
+        <w:t>–</w:t>
+      </w:r>
+      <w:r>
+        <w:rPr>
+          <w:rFonts w:ascii="Arial" w:hAnsi="Arial" w:cs="Arial"/>
+          <w:sz w:val="28"/>
+          <w:szCs w:val="28"/>
+          <w:lang w:val="ru-RU"/>
+        </w:rPr>
+        <w:t xml:space="preserve"> Главный исполнительный директор или Заместитель Главного исполнительного директора </w:t>
+      </w:r>
+      <w:r>
+        <w:rPr>
+          <w:rFonts w:ascii="Arial" w:hAnsi="Arial" w:cs="Arial"/>
+          <w:sz w:val="28"/>
+          <w:szCs w:val="28"/>
+          <w:lang w:val="ru-RU"/>
+        </w:rPr>
+        <w:t>–</w:t>
+      </w:r>
+      <w:r>
+        <w:rPr>
+          <w:rFonts w:ascii="Arial" w:hAnsi="Arial" w:cs="Arial"/>
+          <w:sz w:val="28"/>
+          <w:szCs w:val="28"/>
+          <w:lang w:val="ru-RU"/>
+        </w:rPr>
+        <w:t xml:space="preserve"> в соответствии с приказом Главного исполнительного директора.</w:t>
       </w:r>
     </w:p>
     <w:p>
@@ -2999,7 +3088,7 @@
           <w:szCs w:val="28"/>
           <w:lang w:val="ru-RU"/>
         </w:rPr>
-        <w:t>Все изменения, вносимые в настоящую Кадровую политику, считаются вступившими в силу после их утверждения Верховным попечителем / Попечительским советом ЦАКФ по представлению Управляющего совета.</w:t>
+        <w:t>Все изменения, вносимые в настоящую Кадровую политику, считаются вступившими в силу после утверждения Управляющим Советом ЦАКФ соответствующего протокола и истечения срока для возражений Верховного попечителя (пункт 3.11 Положения ЦАКФ).</w:t>
       </w:r>
     </w:p>
     <w:sectPr>
@@ -14918,7 +15007,7 @@
 </file>
 
 <file path=customXml/itemProps1.xml><?xml version="1.0" encoding="utf-8"?>
-<ds:datastoreItem xmlns:ds="http://schemas.openxmlformats.org/officeDocument/2006/customXml" ds:itemID="{9191FC5C-2791-4ABF-BD85-35EA38569BEB}">
+<ds:datastoreItem xmlns:ds="http://schemas.openxmlformats.org/officeDocument/2006/customXml" ds:itemID="{78DEEAFA-5663-4958-98B1-71B336FC02BC}">
   <ds:schemaRefs>
     <ds:schemaRef ds:uri="http://schemas.openxmlformats.org/officeDocument/2006/bibliography"/>
   </ds:schemaRefs>

--- a/Устав/_документы/Кадровая политика ЦАКФ — новая редакция.docx
+++ b/Устав/_документы/Кадровая политика ЦАКФ — новая редакция.docx
@@ -1067,7 +1067,25 @@
           <w:szCs w:val="28"/>
           <w:lang w:val="ru-RU"/>
         </w:rPr>
-        <w:t>Штатные и внештатные сотрудники ЦАКФ назначаются Главным исполнительным директором, Руководителем Проектного офиса, Председателем Управляющего совета ЦАКФ.</w:t>
+        <w:t xml:space="preserve">Штатные и внештатные сотрудники ЦАКФ назначаются </w:t>
+      </w:r>
+      <w:r>
+        <w:rPr>
+          <w:rFonts w:ascii="Arial" w:hAnsi="Arial" w:cs="Arial"/>
+          <w:sz w:val="28"/>
+          <w:szCs w:val="28"/>
+          <w:lang w:val="ru-RU"/>
+        </w:rPr>
+        <w:t>Главным исполнительным директором</w:t>
+      </w:r>
+      <w:r>
+        <w:rPr>
+          <w:rFonts w:ascii="Arial" w:hAnsi="Arial" w:cs="Arial"/>
+          <w:sz w:val="28"/>
+          <w:szCs w:val="28"/>
+          <w:lang w:val="ru-RU"/>
+        </w:rPr>
+        <w:t>, Председателем Управляющего совета ЦАКФ.</w:t>
       </w:r>
     </w:p>
     <w:p>
@@ -1381,6 +1399,7 @@
           <w:szCs w:val="28"/>
           <w:lang w:val="ru-RU"/>
         </w:rPr>
+        <w:lastRenderedPageBreak/>
         <w:t>Штатным сотрудникам предоставляется ежегодный трудовой отпуск продолжительностью не более 20 рабочих дней.</w:t>
       </w:r>
     </w:p>
@@ -1919,7 +1938,17 @@
           <w:szCs w:val="28"/>
           <w:lang w:val="ru-RU"/>
         </w:rPr>
-        <w:t>Главный исполнительный директор направляется в командировки на основании собственного приказа. О зарубежных командировках Главный исполнительный директор уведомляет Верховного попечителя.</w:t>
+        <w:t xml:space="preserve">Главный исполнительный директор направляется в командировки на основании собственного приказа. О </w:t>
+      </w:r>
+      <w:r>
+        <w:rPr>
+          <w:rFonts w:ascii="Arial" w:hAnsi="Arial" w:cs="Arial"/>
+          <w:sz w:val="28"/>
+          <w:szCs w:val="28"/>
+          <w:lang w:val="ru-RU"/>
+        </w:rPr>
+        <w:lastRenderedPageBreak/>
+        <w:t>зарубежных командировках Главный исполнительный директор уведомляет Верховного попечителя.</w:t>
       </w:r>
     </w:p>
     <w:p>
@@ -2156,7 +2185,25 @@
           <w:szCs w:val="28"/>
           <w:lang w:val="ru-RU"/>
         </w:rPr>
-        <w:t xml:space="preserve"> Заместитель Главного исполнительного директора (пункт 8.9 Положения ЦАКФ). Полномочия по распоряжению банковскими счетами и подписанию договоров осуществляются на основании доверенности.</w:t>
+        <w:t xml:space="preserve"> </w:t>
+      </w:r>
+      <w:r>
+        <w:rPr>
+          <w:rFonts w:ascii="Arial" w:hAnsi="Arial" w:cs="Arial"/>
+          <w:sz w:val="28"/>
+          <w:szCs w:val="28"/>
+          <w:lang w:val="ru-RU"/>
+        </w:rPr>
+        <w:t>Заместитель Главного исполнительного директора по стратегии и проектам (пункт 8.9 Положения ЦАКФ)</w:t>
+      </w:r>
+      <w:r>
+        <w:rPr>
+          <w:rFonts w:ascii="Arial" w:hAnsi="Arial" w:cs="Arial"/>
+          <w:sz w:val="28"/>
+          <w:szCs w:val="28"/>
+          <w:lang w:val="ru-RU"/>
+        </w:rPr>
+        <w:t>. Полномочия по распоряжению банковскими счетами и подписанию договоров осуществляются на основании доверенности.</w:t>
       </w:r>
     </w:p>
     <w:p>
@@ -2196,16 +2243,16 @@
           <w:szCs w:val="28"/>
           <w:lang w:val="ru-RU"/>
         </w:rPr>
-        <w:t xml:space="preserve"> Главный исполнительный директор или Заместитель Главного исполнительного директора </w:t>
-      </w:r>
-      <w:r>
-        <w:rPr>
-          <w:rFonts w:ascii="Arial" w:hAnsi="Arial" w:cs="Arial"/>
-          <w:sz w:val="28"/>
-          <w:szCs w:val="28"/>
-          <w:lang w:val="ru-RU"/>
-        </w:rPr>
-        <w:t>–</w:t>
+        <w:t xml:space="preserve"> </w:t>
+      </w:r>
+      <w:r>
+        <w:rPr>
+          <w:rFonts w:ascii="Arial" w:hAnsi="Arial" w:cs="Arial"/>
+          <w:sz w:val="28"/>
+          <w:szCs w:val="28"/>
+          <w:lang w:val="ru-RU"/>
+        </w:rPr>
+        <w:t>Главный исполнительный директор или Заместитель Главного исполнительного директора по стратегии и проектам –</w:t>
       </w:r>
       <w:r>
         <w:rPr>
@@ -2236,6 +2283,7 @@
           <w:szCs w:val="28"/>
           <w:lang w:val="ru-RU"/>
         </w:rPr>
+        <w:lastRenderedPageBreak/>
         <w:t>3. Обязанности временно отсутствующего руководителя структурного подразделения или иного работника возлагаются приказом Главного исполнительного директора на другого работника с его согласия.</w:t>
       </w:r>
     </w:p>
@@ -2673,6 +2721,7 @@
           <w:szCs w:val="28"/>
           <w:lang w:val="ru-RU"/>
         </w:rPr>
+        <w:lastRenderedPageBreak/>
         <w:t>Актами МФЦА и трудовым законодательством Республики Казахстан</w:t>
       </w:r>
       <w:r>
@@ -15007,7 +15056,7 @@
 </file>
 
 <file path=customXml/itemProps1.xml><?xml version="1.0" encoding="utf-8"?>
-<ds:datastoreItem xmlns:ds="http://schemas.openxmlformats.org/officeDocument/2006/customXml" ds:itemID="{78DEEAFA-5663-4958-98B1-71B336FC02BC}">
+<ds:datastoreItem xmlns:ds="http://schemas.openxmlformats.org/officeDocument/2006/customXml" ds:itemID="{D6965722-5D97-4EA6-8D10-B541731FC27E}">
   <ds:schemaRefs>
     <ds:schemaRef ds:uri="http://schemas.openxmlformats.org/officeDocument/2006/bibliography"/>
   </ds:schemaRefs>

--- a/Устав/_документы/Кадровая политика ЦАКФ — новая редакция.docx
+++ b/Устав/_документы/Кадровая политика ЦАКФ — новая редакция.docx
@@ -2194,7 +2194,16 @@
           <w:szCs w:val="28"/>
           <w:lang w:val="ru-RU"/>
         </w:rPr>
-        <w:t>Заместитель Главного исполнительного директора по стратегии и проектам (пункт 8.9 Положения ЦАКФ)</w:t>
+        <w:t>Заместитель Главного исполнительного директора</w:t>
+      </w:r>
+      <w:r>
+        <w:rPr>
+          <w:rFonts w:ascii="Arial" w:hAnsi="Arial" w:cs="Arial"/>
+          <w:sz w:val="28"/>
+          <w:szCs w:val="28"/>
+          <w:lang w:val="ru-RU"/>
+        </w:rPr>
+        <w:t xml:space="preserve"> (пункт 8.9 Положения ЦАКФ)</w:t>
       </w:r>
       <w:r>
         <w:rPr>
@@ -2252,7 +2261,25 @@
           <w:szCs w:val="28"/>
           <w:lang w:val="ru-RU"/>
         </w:rPr>
-        <w:t>Главный исполнительный директор или Заместитель Главного исполнительного директора по стратегии и проектам –</w:t>
+        <w:t xml:space="preserve">Главный исполнительный директор или </w:t>
+      </w:r>
+      <w:r>
+        <w:rPr>
+          <w:rFonts w:ascii="Arial" w:hAnsi="Arial" w:cs="Arial"/>
+          <w:sz w:val="28"/>
+          <w:szCs w:val="28"/>
+          <w:lang w:val="ru-RU"/>
+        </w:rPr>
+        <w:t>Заместитель Главного исполнительного директора</w:t>
+      </w:r>
+      <w:r>
+        <w:rPr>
+          <w:rFonts w:ascii="Arial" w:hAnsi="Arial" w:cs="Arial"/>
+          <w:sz w:val="28"/>
+          <w:szCs w:val="28"/>
+          <w:lang w:val="ru-RU"/>
+        </w:rPr>
+        <w:t xml:space="preserve"> –</w:t>
       </w:r>
       <w:r>
         <w:rPr>
@@ -15056,7 +15083,7 @@
 </file>
 
 <file path=customXml/itemProps1.xml><?xml version="1.0" encoding="utf-8"?>
-<ds:datastoreItem xmlns:ds="http://schemas.openxmlformats.org/officeDocument/2006/customXml" ds:itemID="{D6965722-5D97-4EA6-8D10-B541731FC27E}">
+<ds:datastoreItem xmlns:ds="http://schemas.openxmlformats.org/officeDocument/2006/customXml" ds:itemID="{D8F9D4FB-2D84-4A39-BEFC-2F9C90F2CFDF}">
   <ds:schemaRefs>
     <ds:schemaRef ds:uri="http://schemas.openxmlformats.org/officeDocument/2006/bibliography"/>
   </ds:schemaRefs>

--- a/Устав/_документы/Кадровая политика ЦАКФ — новая редакция.docx
+++ b/Устав/_документы/Кадровая политика ЦАКФ — новая редакция.docx
@@ -1399,7 +1399,6 @@
           <w:szCs w:val="28"/>
           <w:lang w:val="ru-RU"/>
         </w:rPr>
-        <w:lastRenderedPageBreak/>
         <w:t>Штатным сотрудникам предоставляется ежегодный трудовой отпуск продолжительностью не более 20 рабочих дней.</w:t>
       </w:r>
     </w:p>
@@ -1938,17 +1937,7 @@
           <w:szCs w:val="28"/>
           <w:lang w:val="ru-RU"/>
         </w:rPr>
-        <w:t xml:space="preserve">Главный исполнительный директор направляется в командировки на основании собственного приказа. О </w:t>
-      </w:r>
-      <w:r>
-        <w:rPr>
-          <w:rFonts w:ascii="Arial" w:hAnsi="Arial" w:cs="Arial"/>
-          <w:sz w:val="28"/>
-          <w:szCs w:val="28"/>
-          <w:lang w:val="ru-RU"/>
-        </w:rPr>
-        <w:lastRenderedPageBreak/>
-        <w:t>зарубежных командировках Главный исполнительный директор уведомляет Верховного попечителя.</w:t>
+        <w:t>Главный исполнительный директор направляется в командировки на основании собственного приказа. О зарубежных командировках Главный исполнительный директор уведомляет Верховного попечителя.</w:t>
       </w:r>
     </w:p>
     <w:p>
@@ -2310,7 +2299,6 @@
           <w:szCs w:val="28"/>
           <w:lang w:val="ru-RU"/>
         </w:rPr>
-        <w:lastRenderedPageBreak/>
         <w:t>3. Обязанности временно отсутствующего руководителя структурного подразделения или иного работника возлагаются приказом Главного исполнительного директора на другого работника с его согласия.</w:t>
       </w:r>
     </w:p>
@@ -2333,7 +2321,16 @@
           <w:szCs w:val="28"/>
           <w:lang w:val="ru-RU"/>
         </w:rPr>
-        <w:t>4. Работнику, в том числе члену Управляющего совета, исполняющему обязанности временно отсутствующего работника (члена Управляющего совета) без освобождения от своей основной работы, производится доплата в размере 30 процентов должностного оклада по основной работе. Доплата устанавливается приказом Главного исполнительного директора с указанием срока замещения и выплачивается за фактическое время замещения.</w:t>
+        <w:t xml:space="preserve">4. Работнику, в том числе члену Управляющего совета, исполняющему обязанности временно отсутствующего работника (члена Управляющего совета) без освобождения от своей основной работы, производится доплата в размере 30 процентов должностного оклада по основной работе. Доплата устанавливается приказом Главного исполнительного директора с указанием срока замещения и </w:t>
+      </w:r>
+      <w:r>
+        <w:rPr>
+          <w:rFonts w:ascii="Arial" w:hAnsi="Arial" w:cs="Arial"/>
+          <w:sz w:val="28"/>
+          <w:szCs w:val="28"/>
+          <w:lang w:val="ru-RU"/>
+        </w:rPr>
+        <w:t>выплачивается за фактическое время замещения. Доплата не производится Главному исполнительному директору при исполнении им обязанностей Руководителя Проектного офиса для Центральной Азии по изменению климата и зеленой энергетике (Положение о Проектном офисе).</w:t>
       </w:r>
     </w:p>
     <w:p>
@@ -2748,7 +2745,6 @@
           <w:szCs w:val="28"/>
           <w:lang w:val="ru-RU"/>
         </w:rPr>
-        <w:lastRenderedPageBreak/>
         <w:t>Актами МФЦА и трудовым законодательством Республики Казахстан</w:t>
       </w:r>
       <w:r>
@@ -15083,7 +15079,7 @@
 </file>
 
 <file path=customXml/itemProps1.xml><?xml version="1.0" encoding="utf-8"?>
-<ds:datastoreItem xmlns:ds="http://schemas.openxmlformats.org/officeDocument/2006/customXml" ds:itemID="{D8F9D4FB-2D84-4A39-BEFC-2F9C90F2CFDF}">
+<ds:datastoreItem xmlns:ds="http://schemas.openxmlformats.org/officeDocument/2006/customXml" ds:itemID="{11D7EFA5-2199-474B-952F-27042F9D9FE1}">
   <ds:schemaRefs>
     <ds:schemaRef ds:uri="http://schemas.openxmlformats.org/officeDocument/2006/bibliography"/>
   </ds:schemaRefs>
